--- a/notes/selfResearch_AIML/DeepLearning(DL)/9_3.CNN Backpropagation.docx
+++ b/notes/selfResearch_AIML/DeepLearning(DL)/9_3.CNN Backpropagation.docx
@@ -92,6 +92,53 @@
           <w:lang w:val="en-US"/>
         </w:rPr>
       </w:pPr>
+    </w:p>
+    <w:p>
+      <w:pPr>
+        <w:rPr>
+          <w:b/>
+          <w:bCs/>
+          <w:sz w:val="28"/>
+          <w:szCs w:val="28"/>
+        </w:rPr>
+      </w:pPr>
+      <w:r>
+        <w:rPr>
+          <w:b/>
+          <w:bCs/>
+          <w:sz w:val="28"/>
+          <w:szCs w:val="28"/>
+        </w:rPr>
+        <w:t>Cat Vs Dog Image Classification Project | Deep Learning Project | CNN Project</w:t>
+      </w:r>
+    </w:p>
+    <w:p>
+      <w:pPr>
+        <w:rPr>
+          <w:sz w:val="28"/>
+          <w:szCs w:val="28"/>
+          <w:lang w:val="en-US"/>
+        </w:rPr>
+      </w:pPr>
+    </w:p>
+    <w:p>
+      <w:pPr>
+        <w:rPr>
+          <w:b/>
+          <w:bCs/>
+          <w:sz w:val="28"/>
+          <w:szCs w:val="28"/>
+        </w:rPr>
+      </w:pPr>
+      <w:r>
+        <w:rPr>
+          <w:b/>
+          <w:bCs/>
+          <w:sz w:val="28"/>
+          <w:szCs w:val="28"/>
+        </w:rPr>
+        <w:t>Data Augmentation in Deep Learning | CNN</w:t>
+      </w:r>
     </w:p>
     <w:p>
       <w:pPr>
@@ -733,7 +780,6 @@
   <w:style w:type="character" w:default="1" w:styleId="DefaultParagraphFont">
     <w:name w:val="Default Paragraph Font"/>
     <w:uiPriority w:val="1"/>
-    <w:semiHidden/>
     <w:unhideWhenUsed/>
   </w:style>
   <w:style w:type="table" w:default="1" w:styleId="TableNormal">
